--- a/tests/docx_benchmark/test_comprehensive.docx
+++ b/tests/docx_benchmark/test_comprehensive.docx
@@ -503,7 +503,7 @@
             <w:color w:val="0563C1"/>
             <w:u w:val="single"/>
           </w:rPr>
-          <w:t>Dcode Labs</w:t>
+          <w:t>Example Site</w:t>
         </w:r>
       </w:hyperlink>
       <w:r>
